--- a/odisea14_penelope.docx
+++ b/odisea14_penelope.docx
@@ -234,7 +234,7 @@
         <w:pStyle w:val="FirstParagraph"/>
       </w:pPr>
       <w:r>
-        <w:t xml:space="preserve">Pero Penélope sigue sin creer que Odiseo haya vuelto y prefiere atribuir la matanza a algún dios airado, con tal de no ceder a la esperanza.</w:t>
+        <w:t xml:space="preserve">Pero Penélope sigue sin creer que Odiseo haya vuelto y prefiere atribuir la matanza a algún dios airado, con tal de no ceder a la esperanza:</w:t>
       </w:r>
     </w:p>
     <w:p>
